--- a/docs/Project11_Report.docx
+++ b/docs/Project11_Report.docx
@@ -18,10 +18,940 @@
         <w:t>Team 11   Course 35-380   Final Project Report</w:t>
       </w:r>
     </w:p>
+    <w:tbl>
+      <w:tblPr>
+        <w:tblW w:type="auto" w:w="0"/>
+        <w:jc w:val="center"/>
+        <w:tblLayout w:type="fixed"/>
+        <w:tblLook w:firstColumn="1" w:firstRow="1" w:lastColumn="0" w:lastRow="0" w:noHBand="0" w:noVBand="1" w:val="04A0"/>
+      </w:tblPr>
+      <w:tblGrid>
+        <w:gridCol w:w="2304"/>
+        <w:gridCol w:w="2160"/>
+        <w:gridCol w:w="3456"/>
+        <w:gridCol w:w="1440"/>
+      </w:tblGrid>
+      <w:tr>
+        <w:trPr>
+          <w:tblHeader/>
+        </w:trPr>
+        <w:tc>
+          <w:tcPr>
+            <w:tcW w:type="dxa" w:w="2304"/>
+            <w:vAlign w:val="center"/>
+            <w:shd w:fill="E8EDF3"/>
+            <w:tcBorders>
+              <w:top w:val="single" w:sz="5" w:color="D9D9D9"/>
+              <w:left w:val="single" w:sz="5" w:color="D9D9D9"/>
+              <w:bottom w:val="single" w:sz="5" w:color="D9D9D9"/>
+              <w:right w:val="single" w:sz="5" w:color="D9D9D9"/>
+            </w:tcBorders>
+            <w:tcMar>
+              <w:top w:w="90" w:type="dxa"/>
+              <w:left w:w="90" w:type="dxa"/>
+              <w:bottom w:w="90" w:type="dxa"/>
+              <w:right w:w="90" w:type="dxa"/>
+            </w:tcMar>
+          </w:tcPr>
+          <w:p>
+            <w:pPr>
+              <w:spacing w:after="40" w:before="40"/>
+              <w:jc w:val="left"/>
+            </w:pPr>
+            <w:r>
+              <w:rPr>
+                <w:b/>
+                <w:sz w:val="19"/>
+              </w:rPr>
+              <w:t>Student ID</w:t>
+            </w:r>
+          </w:p>
+        </w:tc>
+        <w:tc>
+          <w:tcPr>
+            <w:tcW w:type="dxa" w:w="2160"/>
+            <w:vAlign w:val="center"/>
+            <w:shd w:fill="E8EDF3"/>
+            <w:tcBorders>
+              <w:top w:val="single" w:sz="5" w:color="D9D9D9"/>
+              <w:left w:val="single" w:sz="5" w:color="D9D9D9"/>
+              <w:bottom w:val="single" w:sz="5" w:color="D9D9D9"/>
+              <w:right w:val="single" w:sz="5" w:color="D9D9D9"/>
+            </w:tcBorders>
+            <w:tcMar>
+              <w:top w:w="90" w:type="dxa"/>
+              <w:left w:w="90" w:type="dxa"/>
+              <w:bottom w:w="90" w:type="dxa"/>
+              <w:right w:w="90" w:type="dxa"/>
+            </w:tcMar>
+          </w:tcPr>
+          <w:p>
+            <w:pPr>
+              <w:spacing w:after="40" w:before="40"/>
+              <w:jc w:val="center"/>
+            </w:pPr>
+            <w:r>
+              <w:rPr>
+                <w:b/>
+                <w:sz w:val="19"/>
+              </w:rPr>
+              <w:t>Last Name</w:t>
+            </w:r>
+          </w:p>
+        </w:tc>
+        <w:tc>
+          <w:tcPr>
+            <w:tcW w:type="dxa" w:w="3456"/>
+            <w:vAlign w:val="center"/>
+            <w:shd w:fill="E8EDF3"/>
+            <w:tcBorders>
+              <w:top w:val="single" w:sz="5" w:color="D9D9D9"/>
+              <w:left w:val="single" w:sz="5" w:color="D9D9D9"/>
+              <w:bottom w:val="single" w:sz="5" w:color="D9D9D9"/>
+              <w:right w:val="single" w:sz="5" w:color="D9D9D9"/>
+            </w:tcBorders>
+            <w:tcMar>
+              <w:top w:w="90" w:type="dxa"/>
+              <w:left w:w="90" w:type="dxa"/>
+              <w:bottom w:w="90" w:type="dxa"/>
+              <w:right w:w="90" w:type="dxa"/>
+            </w:tcMar>
+          </w:tcPr>
+          <w:p>
+            <w:pPr>
+              <w:spacing w:after="40" w:before="40"/>
+              <w:jc w:val="center"/>
+            </w:pPr>
+            <w:r>
+              <w:rPr>
+                <w:b/>
+                <w:sz w:val="19"/>
+              </w:rPr>
+              <w:t>First Name</w:t>
+            </w:r>
+          </w:p>
+        </w:tc>
+        <w:tc>
+          <w:tcPr>
+            <w:tcW w:type="dxa" w:w="1440"/>
+            <w:vAlign w:val="center"/>
+            <w:shd w:fill="E8EDF3"/>
+            <w:tcBorders>
+              <w:top w:val="single" w:sz="5" w:color="D9D9D9"/>
+              <w:left w:val="single" w:sz="5" w:color="D9D9D9"/>
+              <w:bottom w:val="single" w:sz="5" w:color="D9D9D9"/>
+              <w:right w:val="single" w:sz="5" w:color="D9D9D9"/>
+            </w:tcBorders>
+            <w:tcMar>
+              <w:top w:w="90" w:type="dxa"/>
+              <w:left w:w="90" w:type="dxa"/>
+              <w:bottom w:w="90" w:type="dxa"/>
+              <w:right w:w="90" w:type="dxa"/>
+            </w:tcMar>
+          </w:tcPr>
+          <w:p>
+            <w:pPr>
+              <w:spacing w:after="40" w:before="40"/>
+              <w:jc w:val="center"/>
+            </w:pPr>
+            <w:r>
+              <w:rPr>
+                <w:b/>
+                <w:sz w:val="19"/>
+              </w:rPr>
+              <w:t>Group</w:t>
+            </w:r>
+          </w:p>
+        </w:tc>
+      </w:tr>
+      <w:tr>
+        <w:tc>
+          <w:tcPr>
+            <w:tcW w:type="dxa" w:w="2304"/>
+            <w:vAlign w:val="center"/>
+            <w:shd w:fill="FFFFFF"/>
+            <w:tcBorders>
+              <w:top w:val="single" w:sz="5" w:color="D9D9D9"/>
+              <w:left w:val="single" w:sz="5" w:color="D9D9D9"/>
+              <w:bottom w:val="single" w:sz="5" w:color="D9D9D9"/>
+              <w:right w:val="single" w:sz="5" w:color="D9D9D9"/>
+            </w:tcBorders>
+            <w:tcMar>
+              <w:top w:w="90" w:type="dxa"/>
+              <w:left w:w="90" w:type="dxa"/>
+              <w:bottom w:w="90" w:type="dxa"/>
+              <w:right w:w="90" w:type="dxa"/>
+            </w:tcMar>
+          </w:tcPr>
+          <w:p>
+            <w:pPr>
+              <w:spacing w:after="40" w:before="40"/>
+              <w:jc w:val="left"/>
+            </w:pPr>
+            <w:r>
+              <w:rPr>
+                <w:b w:val="0"/>
+                <w:sz w:val="19"/>
+              </w:rPr>
+              <w:t>D10774184</w:t>
+            </w:r>
+          </w:p>
+        </w:tc>
+        <w:tc>
+          <w:tcPr>
+            <w:tcW w:type="dxa" w:w="2160"/>
+            <w:vAlign w:val="center"/>
+            <w:shd w:fill="FFFFFF"/>
+            <w:tcBorders>
+              <w:top w:val="single" w:sz="5" w:color="D9D9D9"/>
+              <w:left w:val="single" w:sz="5" w:color="D9D9D9"/>
+              <w:bottom w:val="single" w:sz="5" w:color="D9D9D9"/>
+              <w:right w:val="single" w:sz="5" w:color="D9D9D9"/>
+            </w:tcBorders>
+            <w:tcMar>
+              <w:top w:w="90" w:type="dxa"/>
+              <w:left w:w="90" w:type="dxa"/>
+              <w:bottom w:w="90" w:type="dxa"/>
+              <w:right w:w="90" w:type="dxa"/>
+            </w:tcMar>
+          </w:tcPr>
+          <w:p>
+            <w:pPr>
+              <w:spacing w:after="40" w:before="40"/>
+              <w:jc w:val="center"/>
+            </w:pPr>
+            <w:r>
+              <w:rPr>
+                <w:b w:val="0"/>
+                <w:sz w:val="19"/>
+              </w:rPr>
+              <w:t>Xia</w:t>
+            </w:r>
+          </w:p>
+        </w:tc>
+        <w:tc>
+          <w:tcPr>
+            <w:tcW w:type="dxa" w:w="3456"/>
+            <w:vAlign w:val="center"/>
+            <w:shd w:fill="FFFFFF"/>
+            <w:tcBorders>
+              <w:top w:val="single" w:sz="5" w:color="D9D9D9"/>
+              <w:left w:val="single" w:sz="5" w:color="D9D9D9"/>
+              <w:bottom w:val="single" w:sz="5" w:color="D9D9D9"/>
+              <w:right w:val="single" w:sz="5" w:color="D9D9D9"/>
+            </w:tcBorders>
+            <w:tcMar>
+              <w:top w:w="90" w:type="dxa"/>
+              <w:left w:w="90" w:type="dxa"/>
+              <w:bottom w:w="90" w:type="dxa"/>
+              <w:right w:w="90" w:type="dxa"/>
+            </w:tcMar>
+          </w:tcPr>
+          <w:p>
+            <w:pPr>
+              <w:spacing w:after="40" w:before="40"/>
+              <w:jc w:val="center"/>
+            </w:pPr>
+            <w:r>
+              <w:rPr>
+                <w:b w:val="0"/>
+                <w:sz w:val="19"/>
+              </w:rPr>
+              <w:t>Zimeng</w:t>
+            </w:r>
+          </w:p>
+        </w:tc>
+        <w:tc>
+          <w:tcPr>
+            <w:tcW w:type="dxa" w:w="1440"/>
+            <w:vAlign w:val="center"/>
+            <w:shd w:fill="FFFFFF"/>
+            <w:tcBorders>
+              <w:top w:val="single" w:sz="5" w:color="D9D9D9"/>
+              <w:left w:val="single" w:sz="5" w:color="D9D9D9"/>
+              <w:bottom w:val="single" w:sz="5" w:color="D9D9D9"/>
+              <w:right w:val="single" w:sz="5" w:color="D9D9D9"/>
+            </w:tcBorders>
+            <w:tcMar>
+              <w:top w:w="90" w:type="dxa"/>
+              <w:left w:w="90" w:type="dxa"/>
+              <w:bottom w:w="90" w:type="dxa"/>
+              <w:right w:w="90" w:type="dxa"/>
+            </w:tcMar>
+          </w:tcPr>
+          <w:p>
+            <w:pPr>
+              <w:spacing w:after="40" w:before="40"/>
+              <w:jc w:val="center"/>
+            </w:pPr>
+            <w:r>
+              <w:rPr>
+                <w:b w:val="0"/>
+                <w:sz w:val="19"/>
+              </w:rPr>
+              <w:t>11</w:t>
+            </w:r>
+          </w:p>
+        </w:tc>
+      </w:tr>
+      <w:tr>
+        <w:tc>
+          <w:tcPr>
+            <w:tcW w:type="dxa" w:w="2304"/>
+            <w:vAlign w:val="center"/>
+            <w:shd w:fill="F7F8FA"/>
+            <w:tcBorders>
+              <w:top w:val="single" w:sz="5" w:color="D9D9D9"/>
+              <w:left w:val="single" w:sz="5" w:color="D9D9D9"/>
+              <w:bottom w:val="single" w:sz="5" w:color="D9D9D9"/>
+              <w:right w:val="single" w:sz="5" w:color="D9D9D9"/>
+            </w:tcBorders>
+            <w:tcMar>
+              <w:top w:w="90" w:type="dxa"/>
+              <w:left w:w="90" w:type="dxa"/>
+              <w:bottom w:w="90" w:type="dxa"/>
+              <w:right w:w="90" w:type="dxa"/>
+            </w:tcMar>
+          </w:tcPr>
+          <w:p>
+            <w:pPr>
+              <w:spacing w:after="40" w:before="40"/>
+              <w:jc w:val="left"/>
+            </w:pPr>
+            <w:r>
+              <w:rPr>
+                <w:b w:val="0"/>
+                <w:sz w:val="19"/>
+              </w:rPr>
+              <w:t>D10773951</w:t>
+            </w:r>
+          </w:p>
+        </w:tc>
+        <w:tc>
+          <w:tcPr>
+            <w:tcW w:type="dxa" w:w="2160"/>
+            <w:vAlign w:val="center"/>
+            <w:shd w:fill="F7F8FA"/>
+            <w:tcBorders>
+              <w:top w:val="single" w:sz="5" w:color="D9D9D9"/>
+              <w:left w:val="single" w:sz="5" w:color="D9D9D9"/>
+              <w:bottom w:val="single" w:sz="5" w:color="D9D9D9"/>
+              <w:right w:val="single" w:sz="5" w:color="D9D9D9"/>
+            </w:tcBorders>
+            <w:tcMar>
+              <w:top w:w="90" w:type="dxa"/>
+              <w:left w:w="90" w:type="dxa"/>
+              <w:bottom w:w="90" w:type="dxa"/>
+              <w:right w:w="90" w:type="dxa"/>
+            </w:tcMar>
+          </w:tcPr>
+          <w:p>
+            <w:pPr>
+              <w:spacing w:after="40" w:before="40"/>
+              <w:jc w:val="center"/>
+            </w:pPr>
+            <w:r>
+              <w:rPr>
+                <w:b w:val="0"/>
+                <w:sz w:val="19"/>
+              </w:rPr>
+              <w:t>Chen</w:t>
+            </w:r>
+          </w:p>
+        </w:tc>
+        <w:tc>
+          <w:tcPr>
+            <w:tcW w:type="dxa" w:w="3456"/>
+            <w:vAlign w:val="center"/>
+            <w:shd w:fill="F7F8FA"/>
+            <w:tcBorders>
+              <w:top w:val="single" w:sz="5" w:color="D9D9D9"/>
+              <w:left w:val="single" w:sz="5" w:color="D9D9D9"/>
+              <w:bottom w:val="single" w:sz="5" w:color="D9D9D9"/>
+              <w:right w:val="single" w:sz="5" w:color="D9D9D9"/>
+            </w:tcBorders>
+            <w:tcMar>
+              <w:top w:w="90" w:type="dxa"/>
+              <w:left w:w="90" w:type="dxa"/>
+              <w:bottom w:w="90" w:type="dxa"/>
+              <w:right w:w="90" w:type="dxa"/>
+            </w:tcMar>
+          </w:tcPr>
+          <w:p>
+            <w:pPr>
+              <w:spacing w:after="40" w:before="40"/>
+              <w:jc w:val="center"/>
+            </w:pPr>
+            <w:r>
+              <w:rPr>
+                <w:b w:val="0"/>
+                <w:sz w:val="19"/>
+              </w:rPr>
+              <w:t>Botao</w:t>
+            </w:r>
+          </w:p>
+        </w:tc>
+        <w:tc>
+          <w:tcPr>
+            <w:tcW w:type="dxa" w:w="1440"/>
+            <w:vAlign w:val="center"/>
+            <w:shd w:fill="F7F8FA"/>
+            <w:tcBorders>
+              <w:top w:val="single" w:sz="5" w:color="D9D9D9"/>
+              <w:left w:val="single" w:sz="5" w:color="D9D9D9"/>
+              <w:bottom w:val="single" w:sz="5" w:color="D9D9D9"/>
+              <w:right w:val="single" w:sz="5" w:color="D9D9D9"/>
+            </w:tcBorders>
+            <w:tcMar>
+              <w:top w:w="90" w:type="dxa"/>
+              <w:left w:w="90" w:type="dxa"/>
+              <w:bottom w:w="90" w:type="dxa"/>
+              <w:right w:w="90" w:type="dxa"/>
+            </w:tcMar>
+          </w:tcPr>
+          <w:p>
+            <w:pPr>
+              <w:spacing w:after="40" w:before="40"/>
+              <w:jc w:val="center"/>
+            </w:pPr>
+            <w:r>
+              <w:rPr>
+                <w:b w:val="0"/>
+                <w:sz w:val="19"/>
+              </w:rPr>
+              <w:t>11</w:t>
+            </w:r>
+          </w:p>
+        </w:tc>
+      </w:tr>
+      <w:tr>
+        <w:tc>
+          <w:tcPr>
+            <w:tcW w:type="dxa" w:w="2304"/>
+            <w:vAlign w:val="center"/>
+            <w:shd w:fill="FFFFFF"/>
+            <w:tcBorders>
+              <w:top w:val="single" w:sz="5" w:color="D9D9D9"/>
+              <w:left w:val="single" w:sz="5" w:color="D9D9D9"/>
+              <w:bottom w:val="single" w:sz="5" w:color="D9D9D9"/>
+              <w:right w:val="single" w:sz="5" w:color="D9D9D9"/>
+            </w:tcBorders>
+            <w:tcMar>
+              <w:top w:w="90" w:type="dxa"/>
+              <w:left w:w="90" w:type="dxa"/>
+              <w:bottom w:w="90" w:type="dxa"/>
+              <w:right w:w="90" w:type="dxa"/>
+            </w:tcMar>
+          </w:tcPr>
+          <w:p>
+            <w:pPr>
+              <w:spacing w:after="40" w:before="40"/>
+              <w:jc w:val="left"/>
+            </w:pPr>
+            <w:r>
+              <w:rPr>
+                <w:b w:val="0"/>
+                <w:sz w:val="19"/>
+              </w:rPr>
+              <w:t>D10773959</w:t>
+            </w:r>
+          </w:p>
+        </w:tc>
+        <w:tc>
+          <w:tcPr>
+            <w:tcW w:type="dxa" w:w="2160"/>
+            <w:vAlign w:val="center"/>
+            <w:shd w:fill="FFFFFF"/>
+            <w:tcBorders>
+              <w:top w:val="single" w:sz="5" w:color="D9D9D9"/>
+              <w:left w:val="single" w:sz="5" w:color="D9D9D9"/>
+              <w:bottom w:val="single" w:sz="5" w:color="D9D9D9"/>
+              <w:right w:val="single" w:sz="5" w:color="D9D9D9"/>
+            </w:tcBorders>
+            <w:tcMar>
+              <w:top w:w="90" w:type="dxa"/>
+              <w:left w:w="90" w:type="dxa"/>
+              <w:bottom w:w="90" w:type="dxa"/>
+              <w:right w:w="90" w:type="dxa"/>
+            </w:tcMar>
+          </w:tcPr>
+          <w:p>
+            <w:pPr>
+              <w:spacing w:after="40" w:before="40"/>
+              <w:jc w:val="center"/>
+            </w:pPr>
+            <w:r>
+              <w:rPr>
+                <w:b w:val="0"/>
+                <w:sz w:val="19"/>
+              </w:rPr>
+              <w:t>Cui</w:t>
+            </w:r>
+          </w:p>
+        </w:tc>
+        <w:tc>
+          <w:tcPr>
+            <w:tcW w:type="dxa" w:w="3456"/>
+            <w:vAlign w:val="center"/>
+            <w:shd w:fill="FFFFFF"/>
+            <w:tcBorders>
+              <w:top w:val="single" w:sz="5" w:color="D9D9D9"/>
+              <w:left w:val="single" w:sz="5" w:color="D9D9D9"/>
+              <w:bottom w:val="single" w:sz="5" w:color="D9D9D9"/>
+              <w:right w:val="single" w:sz="5" w:color="D9D9D9"/>
+            </w:tcBorders>
+            <w:tcMar>
+              <w:top w:w="90" w:type="dxa"/>
+              <w:left w:w="90" w:type="dxa"/>
+              <w:bottom w:w="90" w:type="dxa"/>
+              <w:right w:w="90" w:type="dxa"/>
+            </w:tcMar>
+          </w:tcPr>
+          <w:p>
+            <w:pPr>
+              <w:spacing w:after="40" w:before="40"/>
+              <w:jc w:val="center"/>
+            </w:pPr>
+            <w:r>
+              <w:rPr>
+                <w:b w:val="0"/>
+                <w:sz w:val="19"/>
+              </w:rPr>
+              <w:t>Wenzhi</w:t>
+            </w:r>
+          </w:p>
+        </w:tc>
+        <w:tc>
+          <w:tcPr>
+            <w:tcW w:type="dxa" w:w="1440"/>
+            <w:vAlign w:val="center"/>
+            <w:shd w:fill="FFFFFF"/>
+            <w:tcBorders>
+              <w:top w:val="single" w:sz="5" w:color="D9D9D9"/>
+              <w:left w:val="single" w:sz="5" w:color="D9D9D9"/>
+              <w:bottom w:val="single" w:sz="5" w:color="D9D9D9"/>
+              <w:right w:val="single" w:sz="5" w:color="D9D9D9"/>
+            </w:tcBorders>
+            <w:tcMar>
+              <w:top w:w="90" w:type="dxa"/>
+              <w:left w:w="90" w:type="dxa"/>
+              <w:bottom w:w="90" w:type="dxa"/>
+              <w:right w:w="90" w:type="dxa"/>
+            </w:tcMar>
+          </w:tcPr>
+          <w:p>
+            <w:pPr>
+              <w:spacing w:after="40" w:before="40"/>
+              <w:jc w:val="center"/>
+            </w:pPr>
+            <w:r>
+              <w:rPr>
+                <w:b w:val="0"/>
+                <w:sz w:val="19"/>
+              </w:rPr>
+              <w:t>11</w:t>
+            </w:r>
+          </w:p>
+        </w:tc>
+      </w:tr>
+      <w:tr>
+        <w:tc>
+          <w:tcPr>
+            <w:tcW w:type="dxa" w:w="2304"/>
+            <w:vAlign w:val="center"/>
+            <w:shd w:fill="F7F8FA"/>
+            <w:tcBorders>
+              <w:top w:val="single" w:sz="5" w:color="D9D9D9"/>
+              <w:left w:val="single" w:sz="5" w:color="D9D9D9"/>
+              <w:bottom w:val="single" w:sz="5" w:color="D9D9D9"/>
+              <w:right w:val="single" w:sz="5" w:color="D9D9D9"/>
+            </w:tcBorders>
+            <w:tcMar>
+              <w:top w:w="90" w:type="dxa"/>
+              <w:left w:w="90" w:type="dxa"/>
+              <w:bottom w:w="90" w:type="dxa"/>
+              <w:right w:w="90" w:type="dxa"/>
+            </w:tcMar>
+          </w:tcPr>
+          <w:p>
+            <w:pPr>
+              <w:spacing w:after="40" w:before="40"/>
+              <w:jc w:val="left"/>
+            </w:pPr>
+            <w:r>
+              <w:rPr>
+                <w:b w:val="0"/>
+                <w:sz w:val="19"/>
+              </w:rPr>
+              <w:t>D10774061</w:t>
+            </w:r>
+          </w:p>
+        </w:tc>
+        <w:tc>
+          <w:tcPr>
+            <w:tcW w:type="dxa" w:w="2160"/>
+            <w:vAlign w:val="center"/>
+            <w:shd w:fill="F7F8FA"/>
+            <w:tcBorders>
+              <w:top w:val="single" w:sz="5" w:color="D9D9D9"/>
+              <w:left w:val="single" w:sz="5" w:color="D9D9D9"/>
+              <w:bottom w:val="single" w:sz="5" w:color="D9D9D9"/>
+              <w:right w:val="single" w:sz="5" w:color="D9D9D9"/>
+            </w:tcBorders>
+            <w:tcMar>
+              <w:top w:w="90" w:type="dxa"/>
+              <w:left w:w="90" w:type="dxa"/>
+              <w:bottom w:w="90" w:type="dxa"/>
+              <w:right w:w="90" w:type="dxa"/>
+            </w:tcMar>
+          </w:tcPr>
+          <w:p>
+            <w:pPr>
+              <w:spacing w:after="40" w:before="40"/>
+              <w:jc w:val="center"/>
+            </w:pPr>
+            <w:r>
+              <w:rPr>
+                <w:b w:val="0"/>
+                <w:sz w:val="19"/>
+              </w:rPr>
+              <w:t>Luo</w:t>
+            </w:r>
+          </w:p>
+        </w:tc>
+        <w:tc>
+          <w:tcPr>
+            <w:tcW w:type="dxa" w:w="3456"/>
+            <w:vAlign w:val="center"/>
+            <w:shd w:fill="F7F8FA"/>
+            <w:tcBorders>
+              <w:top w:val="single" w:sz="5" w:color="D9D9D9"/>
+              <w:left w:val="single" w:sz="5" w:color="D9D9D9"/>
+              <w:bottom w:val="single" w:sz="5" w:color="D9D9D9"/>
+              <w:right w:val="single" w:sz="5" w:color="D9D9D9"/>
+            </w:tcBorders>
+            <w:tcMar>
+              <w:top w:w="90" w:type="dxa"/>
+              <w:left w:w="90" w:type="dxa"/>
+              <w:bottom w:w="90" w:type="dxa"/>
+              <w:right w:w="90" w:type="dxa"/>
+            </w:tcMar>
+          </w:tcPr>
+          <w:p>
+            <w:pPr>
+              <w:spacing w:after="40" w:before="40"/>
+              <w:jc w:val="center"/>
+            </w:pPr>
+            <w:r>
+              <w:rPr>
+                <w:b w:val="0"/>
+                <w:sz w:val="19"/>
+              </w:rPr>
+              <w:t>Yiqin</w:t>
+            </w:r>
+          </w:p>
+        </w:tc>
+        <w:tc>
+          <w:tcPr>
+            <w:tcW w:type="dxa" w:w="1440"/>
+            <w:vAlign w:val="center"/>
+            <w:shd w:fill="F7F8FA"/>
+            <w:tcBorders>
+              <w:top w:val="single" w:sz="5" w:color="D9D9D9"/>
+              <w:left w:val="single" w:sz="5" w:color="D9D9D9"/>
+              <w:bottom w:val="single" w:sz="5" w:color="D9D9D9"/>
+              <w:right w:val="single" w:sz="5" w:color="D9D9D9"/>
+            </w:tcBorders>
+            <w:tcMar>
+              <w:top w:w="90" w:type="dxa"/>
+              <w:left w:w="90" w:type="dxa"/>
+              <w:bottom w:w="90" w:type="dxa"/>
+              <w:right w:w="90" w:type="dxa"/>
+            </w:tcMar>
+          </w:tcPr>
+          <w:p>
+            <w:pPr>
+              <w:spacing w:after="40" w:before="40"/>
+              <w:jc w:val="center"/>
+            </w:pPr>
+            <w:r>
+              <w:rPr>
+                <w:b w:val="0"/>
+                <w:sz w:val="19"/>
+              </w:rPr>
+              <w:t>11</w:t>
+            </w:r>
+          </w:p>
+        </w:tc>
+      </w:tr>
+      <w:tr>
+        <w:tc>
+          <w:tcPr>
+            <w:tcW w:type="dxa" w:w="2304"/>
+            <w:vAlign w:val="center"/>
+            <w:shd w:fill="FFFFFF"/>
+            <w:tcBorders>
+              <w:top w:val="single" w:sz="5" w:color="D9D9D9"/>
+              <w:left w:val="single" w:sz="5" w:color="D9D9D9"/>
+              <w:bottom w:val="single" w:sz="5" w:color="D9D9D9"/>
+              <w:right w:val="single" w:sz="5" w:color="D9D9D9"/>
+            </w:tcBorders>
+            <w:tcMar>
+              <w:top w:w="90" w:type="dxa"/>
+              <w:left w:w="90" w:type="dxa"/>
+              <w:bottom w:w="90" w:type="dxa"/>
+              <w:right w:w="90" w:type="dxa"/>
+            </w:tcMar>
+          </w:tcPr>
+          <w:p>
+            <w:pPr>
+              <w:spacing w:after="40" w:before="40"/>
+              <w:jc w:val="left"/>
+            </w:pPr>
+            <w:r>
+              <w:rPr>
+                <w:b w:val="0"/>
+                <w:sz w:val="19"/>
+              </w:rPr>
+              <w:t>D10774076</w:t>
+            </w:r>
+          </w:p>
+        </w:tc>
+        <w:tc>
+          <w:tcPr>
+            <w:tcW w:type="dxa" w:w="2160"/>
+            <w:vAlign w:val="center"/>
+            <w:shd w:fill="FFFFFF"/>
+            <w:tcBorders>
+              <w:top w:val="single" w:sz="5" w:color="D9D9D9"/>
+              <w:left w:val="single" w:sz="5" w:color="D9D9D9"/>
+              <w:bottom w:val="single" w:sz="5" w:color="D9D9D9"/>
+              <w:right w:val="single" w:sz="5" w:color="D9D9D9"/>
+            </w:tcBorders>
+            <w:tcMar>
+              <w:top w:w="90" w:type="dxa"/>
+              <w:left w:w="90" w:type="dxa"/>
+              <w:bottom w:w="90" w:type="dxa"/>
+              <w:right w:w="90" w:type="dxa"/>
+            </w:tcMar>
+          </w:tcPr>
+          <w:p>
+            <w:pPr>
+              <w:spacing w:after="40" w:before="40"/>
+              <w:jc w:val="center"/>
+            </w:pPr>
+            <w:r>
+              <w:rPr>
+                <w:b w:val="0"/>
+                <w:sz w:val="19"/>
+              </w:rPr>
+              <w:t>Yang</w:t>
+            </w:r>
+          </w:p>
+        </w:tc>
+        <w:tc>
+          <w:tcPr>
+            <w:tcW w:type="dxa" w:w="3456"/>
+            <w:vAlign w:val="center"/>
+            <w:shd w:fill="FFFFFF"/>
+            <w:tcBorders>
+              <w:top w:val="single" w:sz="5" w:color="D9D9D9"/>
+              <w:left w:val="single" w:sz="5" w:color="D9D9D9"/>
+              <w:bottom w:val="single" w:sz="5" w:color="D9D9D9"/>
+              <w:right w:val="single" w:sz="5" w:color="D9D9D9"/>
+            </w:tcBorders>
+            <w:tcMar>
+              <w:top w:w="90" w:type="dxa"/>
+              <w:left w:w="90" w:type="dxa"/>
+              <w:bottom w:w="90" w:type="dxa"/>
+              <w:right w:w="90" w:type="dxa"/>
+            </w:tcMar>
+          </w:tcPr>
+          <w:p>
+            <w:pPr>
+              <w:spacing w:after="40" w:before="40"/>
+              <w:jc w:val="center"/>
+            </w:pPr>
+            <w:r>
+              <w:rPr>
+                <w:b w:val="0"/>
+                <w:sz w:val="19"/>
+              </w:rPr>
+              <w:t>Miaomiao</w:t>
+            </w:r>
+          </w:p>
+        </w:tc>
+        <w:tc>
+          <w:tcPr>
+            <w:tcW w:type="dxa" w:w="1440"/>
+            <w:vAlign w:val="center"/>
+            <w:shd w:fill="FFFFFF"/>
+            <w:tcBorders>
+              <w:top w:val="single" w:sz="5" w:color="D9D9D9"/>
+              <w:left w:val="single" w:sz="5" w:color="D9D9D9"/>
+              <w:bottom w:val="single" w:sz="5" w:color="D9D9D9"/>
+              <w:right w:val="single" w:sz="5" w:color="D9D9D9"/>
+            </w:tcBorders>
+            <w:tcMar>
+              <w:top w:w="90" w:type="dxa"/>
+              <w:left w:w="90" w:type="dxa"/>
+              <w:bottom w:w="90" w:type="dxa"/>
+              <w:right w:w="90" w:type="dxa"/>
+            </w:tcMar>
+          </w:tcPr>
+          <w:p>
+            <w:pPr>
+              <w:spacing w:after="40" w:before="40"/>
+              <w:jc w:val="center"/>
+            </w:pPr>
+            <w:r>
+              <w:rPr>
+                <w:b w:val="0"/>
+                <w:sz w:val="19"/>
+              </w:rPr>
+              <w:t>11</w:t>
+            </w:r>
+          </w:p>
+        </w:tc>
+      </w:tr>
+      <w:tr>
+        <w:tc>
+          <w:tcPr>
+            <w:tcW w:type="dxa" w:w="2304"/>
+            <w:vAlign w:val="center"/>
+            <w:shd w:fill="F7F8FA"/>
+            <w:tcBorders>
+              <w:top w:val="single" w:sz="5" w:color="D9D9D9"/>
+              <w:left w:val="single" w:sz="5" w:color="D9D9D9"/>
+              <w:bottom w:val="single" w:sz="5" w:color="D9D9D9"/>
+              <w:right w:val="single" w:sz="5" w:color="D9D9D9"/>
+            </w:tcBorders>
+            <w:tcMar>
+              <w:top w:w="90" w:type="dxa"/>
+              <w:left w:w="90" w:type="dxa"/>
+              <w:bottom w:w="90" w:type="dxa"/>
+              <w:right w:w="90" w:type="dxa"/>
+            </w:tcMar>
+          </w:tcPr>
+          <w:p>
+            <w:pPr>
+              <w:spacing w:after="40" w:before="40"/>
+              <w:jc w:val="left"/>
+            </w:pPr>
+            <w:r>
+              <w:rPr>
+                <w:b w:val="0"/>
+                <w:sz w:val="19"/>
+              </w:rPr>
+              <w:t>D10774175</w:t>
+            </w:r>
+          </w:p>
+        </w:tc>
+        <w:tc>
+          <w:tcPr>
+            <w:tcW w:type="dxa" w:w="2160"/>
+            <w:vAlign w:val="center"/>
+            <w:shd w:fill="F7F8FA"/>
+            <w:tcBorders>
+              <w:top w:val="single" w:sz="5" w:color="D9D9D9"/>
+              <w:left w:val="single" w:sz="5" w:color="D9D9D9"/>
+              <w:bottom w:val="single" w:sz="5" w:color="D9D9D9"/>
+              <w:right w:val="single" w:sz="5" w:color="D9D9D9"/>
+            </w:tcBorders>
+            <w:tcMar>
+              <w:top w:w="90" w:type="dxa"/>
+              <w:left w:w="90" w:type="dxa"/>
+              <w:bottom w:w="90" w:type="dxa"/>
+              <w:right w:w="90" w:type="dxa"/>
+            </w:tcMar>
+          </w:tcPr>
+          <w:p>
+            <w:pPr>
+              <w:spacing w:after="40" w:before="40"/>
+              <w:jc w:val="center"/>
+            </w:pPr>
+            <w:r>
+              <w:rPr>
+                <w:b w:val="0"/>
+                <w:sz w:val="19"/>
+              </w:rPr>
+              <w:t>Wu</w:t>
+            </w:r>
+          </w:p>
+        </w:tc>
+        <w:tc>
+          <w:tcPr>
+            <w:tcW w:type="dxa" w:w="3456"/>
+            <w:vAlign w:val="center"/>
+            <w:shd w:fill="F7F8FA"/>
+            <w:tcBorders>
+              <w:top w:val="single" w:sz="5" w:color="D9D9D9"/>
+              <w:left w:val="single" w:sz="5" w:color="D9D9D9"/>
+              <w:bottom w:val="single" w:sz="5" w:color="D9D9D9"/>
+              <w:right w:val="single" w:sz="5" w:color="D9D9D9"/>
+            </w:tcBorders>
+            <w:tcMar>
+              <w:top w:w="90" w:type="dxa"/>
+              <w:left w:w="90" w:type="dxa"/>
+              <w:bottom w:w="90" w:type="dxa"/>
+              <w:right w:w="90" w:type="dxa"/>
+            </w:tcMar>
+          </w:tcPr>
+          <w:p>
+            <w:pPr>
+              <w:spacing w:after="40" w:before="40"/>
+              <w:jc w:val="center"/>
+            </w:pPr>
+            <w:r>
+              <w:rPr>
+                <w:b w:val="0"/>
+                <w:sz w:val="19"/>
+              </w:rPr>
+              <w:t>Han</w:t>
+            </w:r>
+          </w:p>
+        </w:tc>
+        <w:tc>
+          <w:tcPr>
+            <w:tcW w:type="dxa" w:w="1440"/>
+            <w:vAlign w:val="center"/>
+            <w:shd w:fill="F7F8FA"/>
+            <w:tcBorders>
+              <w:top w:val="single" w:sz="5" w:color="D9D9D9"/>
+              <w:left w:val="single" w:sz="5" w:color="D9D9D9"/>
+              <w:bottom w:val="single" w:sz="5" w:color="D9D9D9"/>
+              <w:right w:val="single" w:sz="5" w:color="D9D9D9"/>
+            </w:tcBorders>
+            <w:tcMar>
+              <w:top w:w="90" w:type="dxa"/>
+              <w:left w:w="90" w:type="dxa"/>
+              <w:bottom w:w="90" w:type="dxa"/>
+              <w:right w:w="90" w:type="dxa"/>
+            </w:tcMar>
+          </w:tcPr>
+          <w:p>
+            <w:pPr>
+              <w:spacing w:after="40" w:before="40"/>
+              <w:jc w:val="center"/>
+            </w:pPr>
+            <w:r>
+              <w:rPr>
+                <w:b w:val="0"/>
+                <w:sz w:val="19"/>
+              </w:rPr>
+              <w:t>11</w:t>
+            </w:r>
+          </w:p>
+        </w:tc>
+      </w:tr>
+    </w:tbl>
+    <w:p>
+      <w:pPr>
+        <w:spacing w:after="40"/>
+      </w:pPr>
+    </w:p>
     <w:p>
       <w:r>
-        <w:t>Team members and student IDs  ______________________________</w:t>
-        <w:br/>
         <w:t>Submission deadline  ______________________________</w:t>
       </w:r>
     </w:p>
@@ -400,12 +1330,7 @@
     </w:p>
     <w:p>
       <w:r>
-        <w:t>The deliverable includes an offline Windows visualization, reusable Rust APIs, numerical tests, cross-language parity checks, raw experiment files and reproduction commands. Individual contributions remain for the team to document from actual records.</w:t>
-      </w:r>
-    </w:p>
-    <w:p>
-      <w:r>
-        <w:t>Earlier neural differential-equation solvers train trial functions against equation residuals [2]. Neural ODEs learn continuous vector fields within a differential-equation solver [3]. Our project instead learns a supervised discrete transition map from numerical trajectories, which matches the assignment's next-state prediction objective.</w:t>
+        <w:t>The deliverable includes an offline Windows visualization, reusable Rust APIs, numerical tests, cross-language parity checks, raw experiment files and reproduction commands.</w:t>
       </w:r>
     </w:p>
     <w:p>
@@ -419,6 +1344,11 @@
       </w:pPr>
       <w:r>
         <w:t>Physical System and Numerical Reference</w:t>
+      </w:r>
+    </w:p>
+    <w:p>
+      <w:r>
+        <w:t>Earlier neural differential-equation solvers train trial functions against equation residuals [2]. Neural ODEs learn continuous vector fields within a differential-equation solver [3]. Our project instead learns a supervised discrete transition map from numerical trajectories, which matches the assignment's next-state prediction objective.</w:t>
       </w:r>
     </w:p>
     <w:p>
@@ -6251,7 +7181,7 @@
     </w:p>
     <w:p>
       <w:r>
-        <w:t>Development uses real incremental Git commits for physics, neural-network mathematics, experiment workflows, benchmarks and the desktop lab. The remote initialization history is preserved. No meeting attendance, team authorship or individual contribution has been inferred. Members should fill the title-page identity fields and record actual ownership before submission.</w:t>
+        <w:t>Development uses incremental Git commits for physics, neural-network mathematics, experiment workflows, benchmarks and the desktop lab. The remote initialization history is preserved.</w:t>
       </w:r>
     </w:p>
     <w:p>
